--- a/Docs/HLD_Deploy_Insurance_App_Kubernetes(Ashutosh) (1).docx
+++ b/Docs/HLD_Deploy_Insurance_App_Kubernetes(Ashutosh) (1).docx
@@ -69,21 +69,8 @@
         </w:rPr>
         <w:t xml:space="preserve">Institution Name: </w:t>
       </w:r>
-      <w:proofErr w:type="spellStart"/>
-      <w:r>
-        <w:t>Medicaps</w:t>
-      </w:r>
-      <w:proofErr w:type="spellEnd"/>
-      <w:r>
-        <w:t xml:space="preserve"> University – </w:t>
-      </w:r>
-      <w:proofErr w:type="spellStart"/>
-      <w:r>
-        <w:t>Datagami</w:t>
-      </w:r>
-      <w:proofErr w:type="spellEnd"/>
-      <w:r>
-        <w:t xml:space="preserve"> Skill Based Course</w:t>
+      <w:r>
+        <w:t>Medicaps University – Datagami Skill Based Course</w:t>
       </w:r>
     </w:p>
     <w:p>
@@ -3241,21 +3228,7 @@
         <w:rPr>
           <w:rFonts w:asciiTheme="majorHAnsi" w:hAnsiTheme="majorHAnsi" w:cstheme="majorHAnsi"/>
         </w:rPr>
-        <w:t>The rapid evolution of cloud-native technologies has made container orchestration a fundamental pillar of modern software deployment. DevOps practices, particularly the use of containerization and orchestration platforms, enable teams to deliver reliable and scalable applications with minimal manual effort. This project focuses on deploying an Insurance Application onto a Kubernetes cluster (</w:t>
-      </w:r>
-      <w:proofErr w:type="spellStart"/>
-      <w:r>
-        <w:rPr>
-          <w:rFonts w:asciiTheme="majorHAnsi" w:hAnsiTheme="majorHAnsi" w:cstheme="majorHAnsi"/>
-        </w:rPr>
-        <w:t>Minikube</w:t>
-      </w:r>
-      <w:proofErr w:type="spellEnd"/>
-      <w:r>
-        <w:rPr>
-          <w:rFonts w:asciiTheme="majorHAnsi" w:hAnsiTheme="majorHAnsi" w:cstheme="majorHAnsi"/>
-        </w:rPr>
-        <w:t>) using Docker for containerization, Git for version control, and Jenkins/GitHub Actions for CI/CD automation.</w:t>
+        <w:t>The rapid evolution of cloud-native technologies has made container orchestration a fundamental pillar of modern software deployment. DevOps practices, particularly the use of containerization and orchestration platforms, enable teams to deliver reliable and scalable applications with minimal manual effort. This project focuses on deploying an Insurance Application onto a Kubernetes cluster (Minikube) using Docker for containerization, Git for version control, and Jenkins/GitHub Actions for CI/CD automation.</w:t>
       </w:r>
     </w:p>
     <w:p>
@@ -3324,21 +3297,7 @@
         <w:rPr>
           <w:rFonts w:asciiTheme="majorHAnsi" w:hAnsiTheme="majorHAnsi" w:cstheme="majorHAnsi"/>
         </w:rPr>
-        <w:t>This document presents the High-Level Design (HLD) for the 'Deploy Insurance App to Kubernetes' project. It defines the overall system architecture and describes how tools such as Git, Docker, Jenkins/GitHub Actions, and Kubernetes (</w:t>
-      </w:r>
-      <w:proofErr w:type="spellStart"/>
-      <w:r>
-        <w:rPr>
-          <w:rFonts w:asciiTheme="majorHAnsi" w:hAnsiTheme="majorHAnsi" w:cstheme="majorHAnsi"/>
-        </w:rPr>
-        <w:t>Minikube</w:t>
-      </w:r>
-      <w:proofErr w:type="spellEnd"/>
-      <w:r>
-        <w:rPr>
-          <w:rFonts w:asciiTheme="majorHAnsi" w:hAnsiTheme="majorHAnsi" w:cstheme="majorHAnsi"/>
-        </w:rPr>
-        <w:t>) are integrated to orchestrate containerized application deployments. The document provides a clear understanding of system structure, process flow, and deployment strategy, specifically focusing on Rolling Updates to achieve zero-downtime deployments, without delving into low-level implementation details.</w:t>
+        <w:t>This document presents the High-Level Design (HLD) for the 'Deploy Insurance App to Kubernetes' project. It defines the overall system architecture and describes how tools such as Git, Docker, Jenkins/GitHub Actions, and Kubernetes (Minikube) are integrated to orchestrate containerized application deployments. The document provides a clear understanding of system structure, process flow, and deployment strategy, specifically focusing on Rolling Updates to achieve zero-downtime deployments, without delving into low-level implementation details.</w:t>
       </w:r>
     </w:p>
     <w:p>
@@ -3502,21 +3461,7 @@
           <w:rFonts w:asciiTheme="majorHAnsi" w:hAnsiTheme="majorHAnsi" w:cstheme="majorHAnsi"/>
         </w:rPr>
         <w:lastRenderedPageBreak/>
-        <w:t>The system automates the complete containerized deployment lifecycle of the Insurance Application. A developer pushes code changes to a GitHub repository, which triggers the CI/CD pipeline (Jenkins or GitHub Actions). The pipeline builds and packages the application into a Docker image, which is pushed to Docker Hub. Kubernetes (</w:t>
-      </w:r>
-      <w:proofErr w:type="spellStart"/>
-      <w:r>
-        <w:rPr>
-          <w:rFonts w:asciiTheme="majorHAnsi" w:hAnsiTheme="majorHAnsi" w:cstheme="majorHAnsi"/>
-        </w:rPr>
-        <w:t>Minikube</w:t>
-      </w:r>
-      <w:proofErr w:type="spellEnd"/>
-      <w:r>
-        <w:rPr>
-          <w:rFonts w:asciiTheme="majorHAnsi" w:hAnsiTheme="majorHAnsi" w:cstheme="majorHAnsi"/>
-        </w:rPr>
-        <w:t>) then pulls this image and deploys it as managed pods. Rolling Updates are configured to update the application across pods incrementally, ensuring continuous service availability. The system ensures high availability, scalability, and fault tolerance through Kubernetes' built-in orchestration capabilities.</w:t>
+        <w:t>The system automates the complete containerized deployment lifecycle of the Insurance Application. A developer pushes code changes to a GitHub repository, which triggers the CI/CD pipeline (Jenkins or GitHub Actions). The pipeline builds and packages the application into a Docker image, which is pushed to Docker Hub. Kubernetes (Minikube) then pulls this image and deploys it as managed pods. Rolling Updates are configured to update the application across pods incrementally, ensuring continuous service availability. The system ensures high availability, scalability, and fault tolerance through Kubernetes' built-in orchestration capabilities.</w:t>
       </w:r>
     </w:p>
     <w:p>
@@ -3565,21 +3510,7 @@
         <w:rPr>
           <w:rFonts w:asciiTheme="majorHAnsi" w:hAnsiTheme="majorHAnsi" w:cstheme="majorHAnsi"/>
         </w:rPr>
-        <w:t xml:space="preserve">The system design of the Kubernetes deployment for the Insurance Application follows a modular, container-first architecture that integrates multiple DevOps tools to ensure efficient, reliable, and scalable software delivery. The application is packaged as a Docker container, managed by Kubernetes manifests (Deployment and Service YAML files), and deployed onto a </w:t>
-      </w:r>
-      <w:proofErr w:type="spellStart"/>
-      <w:r>
-        <w:rPr>
-          <w:rFonts w:asciiTheme="majorHAnsi" w:hAnsiTheme="majorHAnsi" w:cstheme="majorHAnsi"/>
-        </w:rPr>
-        <w:t>Minikube</w:t>
-      </w:r>
-      <w:proofErr w:type="spellEnd"/>
-      <w:r>
-        <w:rPr>
-          <w:rFonts w:asciiTheme="majorHAnsi" w:hAnsiTheme="majorHAnsi" w:cstheme="majorHAnsi"/>
-        </w:rPr>
-        <w:t xml:space="preserve"> cluster. The CI/CD pipeline handles automated image building and delivery, while Kubernetes handles orchestration and zero-downtime rolling updates.</w:t>
+        <w:t>The system design of the Kubernetes deployment for the Insurance Application follows a modular, container-first architecture that integrates multiple DevOps tools to ensure efficient, reliable, and scalable software delivery. The application is packaged as a Docker container, managed by Kubernetes manifests (Deployment and Service YAML files), and deployed onto a Minikube cluster. The CI/CD pipeline handles automated image building and delivery, while Kubernetes handles orchestration and zero-downtime rolling updates.</w:t>
       </w:r>
     </w:p>
     <w:p>
@@ -4286,6 +4217,7 @@
       <w:r>
         <w:rPr>
           <w:rFonts w:asciiTheme="majorHAnsi" w:hAnsiTheme="majorHAnsi" w:cstheme="majorHAnsi"/>
+          <w:noProof/>
         </w:rPr>
         <w:drawing>
           <wp:inline distT="0" distB="0" distL="0" distR="0" wp14:anchorId="01FC5008" wp14:editId="11E1CE1D">
@@ -4394,15 +4326,13 @@
       </w:pPr>
       <w:r>
         <w:rPr>
-          <w:rFonts w:asciiTheme="majorHAnsi" w:hAnsiTheme="majorHAnsi" w:cstheme="majorHAnsi"/>
-          <w:b/>
-          <w:bCs/>
+          <w:noProof/>
         </w:rPr>
         <w:drawing>
-          <wp:inline distT="0" distB="0" distL="0" distR="0" wp14:anchorId="5ACFB212" wp14:editId="26BD7EB9">
-            <wp:extent cx="4438650" cy="4273550"/>
+          <wp:inline distT="0" distB="0" distL="0" distR="0" wp14:anchorId="27D101E1" wp14:editId="433FA6EE">
+            <wp:extent cx="5943600" cy="6807835"/>
             <wp:effectExtent l="0" t="0" r="0" b="0"/>
-            <wp:docPr id="740288714" name="Picture 1"/>
+            <wp:docPr id="168228135" name="Picture 1" descr="PlantUML diagram"/>
             <wp:cNvGraphicFramePr>
               <a:graphicFrameLocks xmlns:a="http://schemas.openxmlformats.org/drawingml/2006/main" noChangeAspect="1"/>
             </wp:cNvGraphicFramePr>
@@ -4410,23 +4340,36 @@
               <a:graphicData uri="http://schemas.openxmlformats.org/drawingml/2006/picture">
                 <pic:pic xmlns:pic="http://schemas.openxmlformats.org/drawingml/2006/picture">
                   <pic:nvPicPr>
-                    <pic:cNvPr id="740288714" name=""/>
-                    <pic:cNvPicPr/>
+                    <pic:cNvPr id="0" name="Picture 1" descr="PlantUML diagram"/>
+                    <pic:cNvPicPr>
+                      <a:picLocks noChangeAspect="1" noChangeArrowheads="1"/>
+                    </pic:cNvPicPr>
                   </pic:nvPicPr>
                   <pic:blipFill>
-                    <a:blip r:embed="rId13"/>
+                    <a:blip r:embed="rId13">
+                      <a:extLst>
+                        <a:ext uri="{28A0092B-C50C-407E-A947-70E740481C1C}">
+                          <a14:useLocalDpi xmlns:a14="http://schemas.microsoft.com/office/drawing/2010/main" val="0"/>
+                        </a:ext>
+                      </a:extLst>
+                    </a:blip>
+                    <a:srcRect/>
                     <a:stretch>
                       <a:fillRect/>
                     </a:stretch>
                   </pic:blipFill>
-                  <pic:spPr>
+                  <pic:spPr bwMode="auto">
                     <a:xfrm>
                       <a:off x="0" y="0"/>
-                      <a:ext cx="4438650" cy="4273550"/>
+                      <a:ext cx="5943600" cy="6807835"/>
                     </a:xfrm>
                     <a:prstGeom prst="rect">
                       <a:avLst/>
                     </a:prstGeom>
+                    <a:noFill/>
+                    <a:ln>
+                      <a:noFill/>
+                    </a:ln>
                   </pic:spPr>
                 </pic:pic>
               </a:graphicData>
@@ -4488,6 +4431,7 @@
         <w:rPr>
           <w:rFonts w:asciiTheme="majorHAnsi" w:hAnsiTheme="majorHAnsi" w:cstheme="majorHAnsi"/>
         </w:rPr>
+        <w:lastRenderedPageBreak/>
         <w:t>Docker Hub image registry access is controlled through Docker login credentials with versioned image tags for traceability.</w:t>
       </w:r>
     </w:p>
@@ -4508,21 +4452,7 @@
         <w:rPr>
           <w:rFonts w:asciiTheme="majorHAnsi" w:hAnsiTheme="majorHAnsi" w:cstheme="majorHAnsi"/>
         </w:rPr>
-        <w:t xml:space="preserve">Kubernetes cluster resources are managed via </w:t>
-      </w:r>
-      <w:proofErr w:type="spellStart"/>
-      <w:r>
-        <w:rPr>
-          <w:rFonts w:asciiTheme="majorHAnsi" w:hAnsiTheme="majorHAnsi" w:cstheme="majorHAnsi"/>
-        </w:rPr>
-        <w:t>kubectl</w:t>
-      </w:r>
-      <w:proofErr w:type="spellEnd"/>
-      <w:r>
-        <w:rPr>
-          <w:rFonts w:asciiTheme="majorHAnsi" w:hAnsiTheme="majorHAnsi" w:cstheme="majorHAnsi"/>
-        </w:rPr>
-        <w:t xml:space="preserve"> with appropriate Role-Based Access Control (RBAC) policies.</w:t>
+        <w:t>Kubernetes cluster resources are managed via kubectl with appropriate Role-Based Access Control (RBAC) policies.</w:t>
       </w:r>
     </w:p>
     <w:p>
@@ -4606,21 +4536,7 @@
         <w:rPr>
           <w:rFonts w:asciiTheme="majorHAnsi" w:hAnsiTheme="majorHAnsi" w:cstheme="majorHAnsi"/>
         </w:rPr>
-        <w:t xml:space="preserve">Kubernetes deployment history is maintained to allow rollback using </w:t>
-      </w:r>
-      <w:proofErr w:type="spellStart"/>
-      <w:r>
-        <w:rPr>
-          <w:rFonts w:asciiTheme="majorHAnsi" w:hAnsiTheme="majorHAnsi" w:cstheme="majorHAnsi"/>
-        </w:rPr>
-        <w:t>kubectl</w:t>
-      </w:r>
-      <w:proofErr w:type="spellEnd"/>
-      <w:r>
-        <w:rPr>
-          <w:rFonts w:asciiTheme="majorHAnsi" w:hAnsiTheme="majorHAnsi" w:cstheme="majorHAnsi"/>
-        </w:rPr>
-        <w:t xml:space="preserve"> rollout undo.</w:t>
+        <w:t>Kubernetes deployment history is maintained to allow rollback using kubectl rollout undo.</w:t>
       </w:r>
     </w:p>
     <w:p>
@@ -4644,7 +4560,6 @@
           <w:b/>
           <w:bCs/>
         </w:rPr>
-        <w:lastRenderedPageBreak/>
         <w:t>3.4 DATA MIGRATION</w:t>
       </w:r>
     </w:p>
@@ -4834,19 +4749,11 @@
           <w:rFonts w:asciiTheme="majorHAnsi" w:hAnsiTheme="majorHAnsi" w:cstheme="majorHAnsi"/>
         </w:rPr>
       </w:pPr>
-      <w:proofErr w:type="spellStart"/>
-      <w:r>
-        <w:rPr>
-          <w:rFonts w:asciiTheme="majorHAnsi" w:hAnsiTheme="majorHAnsi" w:cstheme="majorHAnsi"/>
-        </w:rPr>
-        <w:t>Minikube</w:t>
-      </w:r>
-      <w:proofErr w:type="spellEnd"/>
-      <w:r>
-        <w:rPr>
-          <w:rFonts w:asciiTheme="majorHAnsi" w:hAnsiTheme="majorHAnsi" w:cstheme="majorHAnsi"/>
-        </w:rPr>
-        <w:t xml:space="preserve"> Dashboard is a web-based Kubernetes UI for monitoring pod status, deployment rollout, and resource usage.</w:t>
+      <w:r>
+        <w:rPr>
+          <w:rFonts w:asciiTheme="majorHAnsi" w:hAnsiTheme="majorHAnsi" w:cstheme="majorHAnsi"/>
+        </w:rPr>
+        <w:t>Minikube Dashboard is a web-based Kubernetes UI for monitoring pod status, deployment rollout, and resource usage.</w:t>
       </w:r>
     </w:p>
     <w:p>
@@ -4941,19 +4848,11 @@
           <w:rFonts w:asciiTheme="majorHAnsi" w:hAnsiTheme="majorHAnsi" w:cstheme="majorHAnsi"/>
         </w:rPr>
       </w:pPr>
-      <w:proofErr w:type="spellStart"/>
-      <w:r>
-        <w:rPr>
-          <w:rFonts w:asciiTheme="majorHAnsi" w:hAnsiTheme="majorHAnsi" w:cstheme="majorHAnsi"/>
-        </w:rPr>
-        <w:t>kubectl</w:t>
-      </w:r>
-      <w:proofErr w:type="spellEnd"/>
-      <w:r>
-        <w:rPr>
-          <w:rFonts w:asciiTheme="majorHAnsi" w:hAnsiTheme="majorHAnsi" w:cstheme="majorHAnsi"/>
-        </w:rPr>
-        <w:t xml:space="preserve"> CLI is the primary tool for applying manifests, managing deployments, viewing logs, and executing rollbacks.</w:t>
+      <w:r>
+        <w:rPr>
+          <w:rFonts w:asciiTheme="majorHAnsi" w:hAnsiTheme="majorHAnsi" w:cstheme="majorHAnsi"/>
+        </w:rPr>
+        <w:t>kubectl CLI is the primary tool for applying manifests, managing deployments, viewing logs, and executing rollbacks.</w:t>
       </w:r>
     </w:p>
     <w:p>
@@ -4969,19 +4868,11 @@
           <w:rFonts w:asciiTheme="majorHAnsi" w:hAnsiTheme="majorHAnsi" w:cstheme="majorHAnsi"/>
         </w:rPr>
       </w:pPr>
-      <w:proofErr w:type="spellStart"/>
-      <w:r>
-        <w:rPr>
-          <w:rFonts w:asciiTheme="majorHAnsi" w:hAnsiTheme="majorHAnsi" w:cstheme="majorHAnsi"/>
-        </w:rPr>
-        <w:t>Minikube</w:t>
-      </w:r>
-      <w:proofErr w:type="spellEnd"/>
-      <w:r>
-        <w:rPr>
-          <w:rFonts w:asciiTheme="majorHAnsi" w:hAnsiTheme="majorHAnsi" w:cstheme="majorHAnsi"/>
-        </w:rPr>
-        <w:t xml:space="preserve"> CLI is used to start, stop, and manage the local Kubernetes cluster and expose services.</w:t>
+      <w:r>
+        <w:rPr>
+          <w:rFonts w:asciiTheme="majorHAnsi" w:hAnsiTheme="majorHAnsi" w:cstheme="majorHAnsi"/>
+        </w:rPr>
+        <w:t>Minikube CLI is used to start, stop, and manage the local Kubernetes cluster and expose services.</w:t>
       </w:r>
     </w:p>
     <w:p>
@@ -5125,21 +5016,7 @@
         <w:rPr>
           <w:rFonts w:asciiTheme="majorHAnsi" w:hAnsiTheme="majorHAnsi" w:cstheme="majorHAnsi"/>
         </w:rPr>
-        <w:t xml:space="preserve">This ensures system stability, continuous availability, and predictable deployment </w:t>
-      </w:r>
-      <w:proofErr w:type="spellStart"/>
-      <w:r>
-        <w:rPr>
-          <w:rFonts w:asciiTheme="majorHAnsi" w:hAnsiTheme="majorHAnsi" w:cstheme="majorHAnsi"/>
-        </w:rPr>
-        <w:t>behavior</w:t>
-      </w:r>
-      <w:proofErr w:type="spellEnd"/>
-      <w:r>
-        <w:rPr>
-          <w:rFonts w:asciiTheme="majorHAnsi" w:hAnsiTheme="majorHAnsi" w:cstheme="majorHAnsi"/>
-        </w:rPr>
-        <w:t>.</w:t>
+        <w:t>This ensures system stability, continuous availability, and predictable deployment behavior.</w:t>
       </w:r>
     </w:p>
     <w:p>
@@ -5227,21 +5104,7 @@
         <w:rPr>
           <w:rFonts w:asciiTheme="majorHAnsi" w:hAnsiTheme="majorHAnsi" w:cstheme="majorHAnsi"/>
         </w:rPr>
-        <w:t xml:space="preserve">Kubernetes image pull policy is configured as </w:t>
-      </w:r>
-      <w:proofErr w:type="spellStart"/>
-      <w:r>
-        <w:rPr>
-          <w:rFonts w:asciiTheme="majorHAnsi" w:hAnsiTheme="majorHAnsi" w:cstheme="majorHAnsi"/>
-        </w:rPr>
-        <w:t>IfNotPresent</w:t>
-      </w:r>
-      <w:proofErr w:type="spellEnd"/>
-      <w:r>
-        <w:rPr>
-          <w:rFonts w:asciiTheme="majorHAnsi" w:hAnsiTheme="majorHAnsi" w:cstheme="majorHAnsi"/>
-        </w:rPr>
-        <w:t xml:space="preserve"> for stable image tags to avoid re-pulling cached images.</w:t>
+        <w:t>Kubernetes image pull policy is configured as IfNotPresent for stable image tags to avoid re-pulling cached images.</w:t>
       </w:r>
     </w:p>
     <w:p>
@@ -5325,21 +5188,7 @@
         <w:rPr>
           <w:rFonts w:asciiTheme="majorHAnsi" w:hAnsiTheme="majorHAnsi" w:cstheme="majorHAnsi"/>
         </w:rPr>
-        <w:t xml:space="preserve">The functional requirements define the core capabilities that the Kubernetes deployment system must provide to ensure automated, reliable, and zero-downtime delivery of the Insurance Application. These requirements describe the expected system </w:t>
-      </w:r>
-      <w:proofErr w:type="spellStart"/>
-      <w:r>
-        <w:rPr>
-          <w:rFonts w:asciiTheme="majorHAnsi" w:hAnsiTheme="majorHAnsi" w:cstheme="majorHAnsi"/>
-        </w:rPr>
-        <w:t>behavior</w:t>
-      </w:r>
-      <w:proofErr w:type="spellEnd"/>
-      <w:r>
-        <w:rPr>
-          <w:rFonts w:asciiTheme="majorHAnsi" w:hAnsiTheme="majorHAnsi" w:cstheme="majorHAnsi"/>
-        </w:rPr>
-        <w:t xml:space="preserve"> and the services it offers to developers and administrators.</w:t>
+        <w:t>The functional requirements define the core capabilities that the Kubernetes deployment system must provide to ensure automated, reliable, and zero-downtime delivery of the Insurance Application. These requirements describe the expected system behavior and the services it offers to developers and administrators.</w:t>
       </w:r>
     </w:p>
     <w:p>
@@ -5383,21 +5232,7 @@
         <w:rPr>
           <w:rFonts w:asciiTheme="majorHAnsi" w:hAnsiTheme="majorHAnsi" w:cstheme="majorHAnsi"/>
         </w:rPr>
-        <w:t xml:space="preserve">The system must package the Insurance Application into a Docker container using a </w:t>
-      </w:r>
-      <w:proofErr w:type="spellStart"/>
-      <w:r>
-        <w:rPr>
-          <w:rFonts w:asciiTheme="majorHAnsi" w:hAnsiTheme="majorHAnsi" w:cstheme="majorHAnsi"/>
-        </w:rPr>
-        <w:t>Dockerfile</w:t>
-      </w:r>
-      <w:proofErr w:type="spellEnd"/>
-      <w:r>
-        <w:rPr>
-          <w:rFonts w:asciiTheme="majorHAnsi" w:hAnsiTheme="majorHAnsi" w:cstheme="majorHAnsi"/>
-        </w:rPr>
-        <w:t xml:space="preserve"> that defines the runtime environment and dependencies.</w:t>
+        <w:t>The system must package the Insurance Application into a Docker container using a Dockerfile that defines the runtime environment and dependencies.</w:t>
       </w:r>
     </w:p>
     <w:p>
@@ -5481,21 +5316,7 @@
         <w:rPr>
           <w:rFonts w:asciiTheme="majorHAnsi" w:hAnsiTheme="majorHAnsi" w:cstheme="majorHAnsi"/>
         </w:rPr>
-        <w:t>The system must deploy the containerized Insurance Application onto a Kubernetes cluster (</w:t>
-      </w:r>
-      <w:proofErr w:type="spellStart"/>
-      <w:r>
-        <w:rPr>
-          <w:rFonts w:asciiTheme="majorHAnsi" w:hAnsiTheme="majorHAnsi" w:cstheme="majorHAnsi"/>
-        </w:rPr>
-        <w:t>Minikube</w:t>
-      </w:r>
-      <w:proofErr w:type="spellEnd"/>
-      <w:r>
-        <w:rPr>
-          <w:rFonts w:asciiTheme="majorHAnsi" w:hAnsiTheme="majorHAnsi" w:cstheme="majorHAnsi"/>
-        </w:rPr>
-        <w:t>) using Deployment manifests.</w:t>
+        <w:t>The system must deploy the containerized Insurance Application onto a Kubernetes cluster (Minikube) using Deployment manifests.</w:t>
       </w:r>
     </w:p>
     <w:p>
@@ -5619,21 +5440,7 @@
         <w:rPr>
           <w:rFonts w:asciiTheme="majorHAnsi" w:hAnsiTheme="majorHAnsi" w:cstheme="majorHAnsi"/>
         </w:rPr>
-        <w:t xml:space="preserve">The system must support rollback to a previous stable image version using </w:t>
-      </w:r>
-      <w:proofErr w:type="spellStart"/>
-      <w:r>
-        <w:rPr>
-          <w:rFonts w:asciiTheme="majorHAnsi" w:hAnsiTheme="majorHAnsi" w:cstheme="majorHAnsi"/>
-        </w:rPr>
-        <w:t>kubectl</w:t>
-      </w:r>
-      <w:proofErr w:type="spellEnd"/>
-      <w:r>
-        <w:rPr>
-          <w:rFonts w:asciiTheme="majorHAnsi" w:hAnsiTheme="majorHAnsi" w:cstheme="majorHAnsi"/>
-        </w:rPr>
-        <w:t xml:space="preserve"> rollout undo in case a new deployment fails.</w:t>
+        <w:t>The system must support rollback to a previous stable image version using kubectl rollout undo in case a new deployment fails.</w:t>
       </w:r>
     </w:p>
     <w:p>
@@ -5677,35 +5484,7 @@
         <w:rPr>
           <w:rFonts w:asciiTheme="majorHAnsi" w:hAnsiTheme="majorHAnsi" w:cstheme="majorHAnsi"/>
         </w:rPr>
-        <w:t xml:space="preserve">The system must provide monitoring of pod status, deployments, and services through </w:t>
-      </w:r>
-      <w:proofErr w:type="spellStart"/>
-      <w:r>
-        <w:rPr>
-          <w:rFonts w:asciiTheme="majorHAnsi" w:hAnsiTheme="majorHAnsi" w:cstheme="majorHAnsi"/>
-        </w:rPr>
-        <w:t>kubectl</w:t>
-      </w:r>
-      <w:proofErr w:type="spellEnd"/>
-      <w:r>
-        <w:rPr>
-          <w:rFonts w:asciiTheme="majorHAnsi" w:hAnsiTheme="majorHAnsi" w:cstheme="majorHAnsi"/>
-        </w:rPr>
-        <w:t xml:space="preserve"> and the </w:t>
-      </w:r>
-      <w:proofErr w:type="spellStart"/>
-      <w:r>
-        <w:rPr>
-          <w:rFonts w:asciiTheme="majorHAnsi" w:hAnsiTheme="majorHAnsi" w:cstheme="majorHAnsi"/>
-        </w:rPr>
-        <w:t>Minikube</w:t>
-      </w:r>
-      <w:proofErr w:type="spellEnd"/>
-      <w:r>
-        <w:rPr>
-          <w:rFonts w:asciiTheme="majorHAnsi" w:hAnsiTheme="majorHAnsi" w:cstheme="majorHAnsi"/>
-        </w:rPr>
-        <w:t xml:space="preserve"> dashboard.</w:t>
+        <w:t>The system must provide monitoring of pod status, deployments, and services through kubectl and the Minikube dashboard.</w:t>
       </w:r>
     </w:p>
     <w:p>
@@ -5725,21 +5504,7 @@
         <w:rPr>
           <w:rFonts w:asciiTheme="majorHAnsi" w:hAnsiTheme="majorHAnsi" w:cstheme="majorHAnsi"/>
         </w:rPr>
-        <w:t xml:space="preserve">Application and pod logs must be accessible via </w:t>
-      </w:r>
-      <w:proofErr w:type="spellStart"/>
-      <w:r>
-        <w:rPr>
-          <w:rFonts w:asciiTheme="majorHAnsi" w:hAnsiTheme="majorHAnsi" w:cstheme="majorHAnsi"/>
-        </w:rPr>
-        <w:t>kubectl</w:t>
-      </w:r>
-      <w:proofErr w:type="spellEnd"/>
-      <w:r>
-        <w:rPr>
-          <w:rFonts w:asciiTheme="majorHAnsi" w:hAnsiTheme="majorHAnsi" w:cstheme="majorHAnsi"/>
-        </w:rPr>
-        <w:t xml:space="preserve"> logs for debugging and operational monitoring.</w:t>
+        <w:t>Application and pod logs must be accessible via kubectl logs for debugging and operational monitoring.</w:t>
       </w:r>
     </w:p>
     <w:p>
@@ -5893,21 +5658,7 @@
         <w:rPr>
           <w:rFonts w:asciiTheme="majorHAnsi" w:hAnsiTheme="majorHAnsi" w:cstheme="majorHAnsi"/>
         </w:rPr>
-        <w:t xml:space="preserve">Docker images follow security best practices with no unnecessary root privileges as specified in the </w:t>
-      </w:r>
-      <w:proofErr w:type="spellStart"/>
-      <w:r>
-        <w:rPr>
-          <w:rFonts w:asciiTheme="majorHAnsi" w:hAnsiTheme="majorHAnsi" w:cstheme="majorHAnsi"/>
-        </w:rPr>
-        <w:t>Dockerfile</w:t>
-      </w:r>
-      <w:proofErr w:type="spellEnd"/>
-      <w:r>
-        <w:rPr>
-          <w:rFonts w:asciiTheme="majorHAnsi" w:hAnsiTheme="majorHAnsi" w:cstheme="majorHAnsi"/>
-        </w:rPr>
-        <w:t>.</w:t>
+        <w:t>Docker images follow security best practices with no unnecessary root privileges as specified in the Dockerfile.</w:t>
       </w:r>
     </w:p>
     <w:p>
@@ -6055,21 +5806,7 @@
         <w:rPr>
           <w:rFonts w:asciiTheme="majorHAnsi" w:hAnsiTheme="majorHAnsi" w:cstheme="majorHAnsi"/>
         </w:rPr>
-        <w:t xml:space="preserve">The architecture supports addition of Horizontal Pod </w:t>
-      </w:r>
-      <w:proofErr w:type="spellStart"/>
-      <w:r>
-        <w:rPr>
-          <w:rFonts w:asciiTheme="majorHAnsi" w:hAnsiTheme="majorHAnsi" w:cstheme="majorHAnsi"/>
-        </w:rPr>
-        <w:t>Autoscaler</w:t>
-      </w:r>
-      <w:proofErr w:type="spellEnd"/>
-      <w:r>
-        <w:rPr>
-          <w:rFonts w:asciiTheme="majorHAnsi" w:hAnsiTheme="majorHAnsi" w:cstheme="majorHAnsi"/>
-        </w:rPr>
-        <w:t xml:space="preserve"> (HPA) in future iterations.</w:t>
+        <w:t>The architecture supports addition of Horizontal Pod Autoscaler (HPA) in future iterations.</w:t>
       </w:r>
     </w:p>
     <w:p>
@@ -6089,21 +5826,7 @@
         <w:rPr>
           <w:rFonts w:asciiTheme="majorHAnsi" w:hAnsiTheme="majorHAnsi" w:cstheme="majorHAnsi"/>
         </w:rPr>
-        <w:t xml:space="preserve">The system design remains functional across Kubernetes environments from local </w:t>
-      </w:r>
-      <w:proofErr w:type="spellStart"/>
-      <w:r>
-        <w:rPr>
-          <w:rFonts w:asciiTheme="majorHAnsi" w:hAnsiTheme="majorHAnsi" w:cstheme="majorHAnsi"/>
-        </w:rPr>
-        <w:t>Minikube</w:t>
-      </w:r>
-      <w:proofErr w:type="spellEnd"/>
-      <w:r>
-        <w:rPr>
-          <w:rFonts w:asciiTheme="majorHAnsi" w:hAnsiTheme="majorHAnsi" w:cstheme="majorHAnsi"/>
-        </w:rPr>
-        <w:t xml:space="preserve"> to cloud-managed clusters.</w:t>
+        <w:t>The system design remains functional across Kubernetes environments from local Minikube to cloud-managed clusters.</w:t>
       </w:r>
     </w:p>
     <w:p>
@@ -6236,35 +5959,7 @@
         <w:rPr>
           <w:rFonts w:asciiTheme="majorHAnsi" w:hAnsiTheme="majorHAnsi" w:cstheme="majorHAnsi"/>
         </w:rPr>
-        <w:t xml:space="preserve">[1] DevOps Course Material, </w:t>
-      </w:r>
-      <w:proofErr w:type="spellStart"/>
-      <w:r>
-        <w:rPr>
-          <w:rFonts w:asciiTheme="majorHAnsi" w:hAnsiTheme="majorHAnsi" w:cstheme="majorHAnsi"/>
-        </w:rPr>
-        <w:t>Medicaps</w:t>
-      </w:r>
-      <w:proofErr w:type="spellEnd"/>
-      <w:r>
-        <w:rPr>
-          <w:rFonts w:asciiTheme="majorHAnsi" w:hAnsiTheme="majorHAnsi" w:cstheme="majorHAnsi"/>
-        </w:rPr>
-        <w:t xml:space="preserve"> University – </w:t>
-      </w:r>
-      <w:proofErr w:type="spellStart"/>
-      <w:r>
-        <w:rPr>
-          <w:rFonts w:asciiTheme="majorHAnsi" w:hAnsiTheme="majorHAnsi" w:cstheme="majorHAnsi"/>
-        </w:rPr>
-        <w:t>Datagami</w:t>
-      </w:r>
-      <w:proofErr w:type="spellEnd"/>
-      <w:r>
-        <w:rPr>
-          <w:rFonts w:asciiTheme="majorHAnsi" w:hAnsiTheme="majorHAnsi" w:cstheme="majorHAnsi"/>
-        </w:rPr>
-        <w:t xml:space="preserve"> Skill Based Course, 2025–2026.</w:t>
+        <w:t>[1] DevOps Course Material, Medicaps University – Datagami Skill Based Course, 2025–2026.</w:t>
       </w:r>
     </w:p>
     <w:p>
@@ -6326,35 +6021,7 @@
         <w:rPr>
           <w:rFonts w:asciiTheme="majorHAnsi" w:hAnsiTheme="majorHAnsi" w:cstheme="majorHAnsi"/>
         </w:rPr>
-        <w:t xml:space="preserve">[4] </w:t>
-      </w:r>
-      <w:proofErr w:type="spellStart"/>
-      <w:r>
-        <w:rPr>
-          <w:rFonts w:asciiTheme="majorHAnsi" w:hAnsiTheme="majorHAnsi" w:cstheme="majorHAnsi"/>
-        </w:rPr>
-        <w:t>Minikube</w:t>
-      </w:r>
-      <w:proofErr w:type="spellEnd"/>
-      <w:r>
-        <w:rPr>
-          <w:rFonts w:asciiTheme="majorHAnsi" w:hAnsiTheme="majorHAnsi" w:cstheme="majorHAnsi"/>
-        </w:rPr>
-        <w:t xml:space="preserve"> Documentation, “</w:t>
-      </w:r>
-      <w:proofErr w:type="spellStart"/>
-      <w:r>
-        <w:rPr>
-          <w:rFonts w:asciiTheme="majorHAnsi" w:hAnsiTheme="majorHAnsi" w:cstheme="majorHAnsi"/>
-        </w:rPr>
-        <w:t>Minikube</w:t>
-      </w:r>
-      <w:proofErr w:type="spellEnd"/>
-      <w:r>
-        <w:rPr>
-          <w:rFonts w:asciiTheme="majorHAnsi" w:hAnsiTheme="majorHAnsi" w:cstheme="majorHAnsi"/>
-        </w:rPr>
-        <w:t xml:space="preserve"> Official Documentation,” [Online]. Available: </w:t>
+        <w:t xml:space="preserve">[4] Minikube Documentation, “Minikube Official Documentation,” [Online]. Available: </w:t>
       </w:r>
       <w:hyperlink r:id="rId16" w:history="1">
         <w:r>
